--- a/testakten/gesellschaftsrecht-legal-english-frankfurt-startup/14-board-und-consent-matters-mapping-de-en.docx
+++ b/testakten/gesellschaftsrecht-legal-english-frankfurt-startup/14-board-und-consent-matters-mapping-de-en.docx
@@ -5,15 +5,25 @@
     <w:p>
       <w:pPr>
         <w:pStyle w:val="Heading1"/>
+        <w:spacing w:after="160" w:line="259" w:lineRule="auto"/>
       </w:pPr>
       <w:r>
+        <w:rPr>
+          <w:rFonts w:ascii="Times New Roman" w:hAnsi="Times New Roman"/>
+          <w:b/>
+          <w:sz w:val="28"/>
+        </w:rPr>
         <w:t>14 Board und Consent Matters Mapping Deutsch Englisch</w:t>
       </w:r>
     </w:p>
-    <w:p/>
     <w:p>
       <w:pPr>
-        <w:spacing w:after="80"/>
+        <w:spacing w:line="259" w:lineRule="auto" w:after="60"/>
+      </w:pPr>
+    </w:p>
+    <w:p>
+      <w:pPr>
+        <w:spacing w:after="80" w:line="259" w:lineRule="auto"/>
         <w:jc w:val="both"/>
       </w:pPr>
       <w:r>
@@ -24,19 +34,33 @@
         <w:t>Internes Arbeitsdokument für das Mapping der Term-Sheet-Klausel „Investor Director Approval" in die deutsche GmbH-Welt. Wird in Datei 11 mehrfach referenziert.</w:t>
       </w:r>
     </w:p>
-    <w:p/>
+    <w:p>
+      <w:pPr>
+        <w:spacing w:line="259" w:lineRule="auto" w:after="60"/>
+      </w:pPr>
+    </w:p>
     <w:p>
       <w:pPr>
         <w:pStyle w:val="Heading2"/>
+        <w:spacing w:before="120" w:after="60" w:line="259" w:lineRule="auto"/>
       </w:pPr>
       <w:r>
+        <w:rPr>
+          <w:rFonts w:ascii="Times New Roman" w:hAnsi="Times New Roman"/>
+          <w:b/>
+          <w:sz w:val="22"/>
+        </w:rPr>
         <w:t>Ausgangspunkt</w:t>
       </w:r>
     </w:p>
-    <w:p/>
     <w:p>
       <w:pPr>
-        <w:spacing w:after="80"/>
+        <w:spacing w:line="259" w:lineRule="auto" w:after="60"/>
+      </w:pPr>
+    </w:p>
+    <w:p>
+      <w:pPr>
+        <w:spacing w:after="80" w:line="259" w:lineRule="auto"/>
         <w:jc w:val="both"/>
       </w:pPr>
       <w:r>
@@ -47,19 +71,28 @@
         <w:t>Im Term Sheet steht „Investor Director Approval", als sei das ein Block-Veto am Board-Tisch wie in Delaware. Die GmbH kennt kein Board. Jede Klausel ist deshalb in drei Organebenen zu denken: (a) Geschäftsführung, (b) Gesellschafterversammlung, (c) Beirat (sofern installiert und mit Kompetenzen versehen).</w:t>
       </w:r>
     </w:p>
-    <w:p/>
+    <w:p>
+      <w:pPr>
+        <w:spacing w:line="259" w:lineRule="auto" w:after="60"/>
+      </w:pPr>
+    </w:p>
     <w:p>
       <w:pPr>
         <w:pStyle w:val="Heading2"/>
+        <w:spacing w:line="259" w:lineRule="auto" w:after="60"/>
       </w:pPr>
       <w:r>
         <w:t>Regelfragen vor jedem Mapping</w:t>
       </w:r>
     </w:p>
-    <w:p/>
     <w:p>
       <w:pPr>
-        <w:spacing w:after="80"/>
+        <w:spacing w:line="259" w:lineRule="auto" w:after="60"/>
+      </w:pPr>
+    </w:p>
+    <w:p>
+      <w:pPr>
+        <w:spacing w:after="80" w:line="259" w:lineRule="auto"/>
         <w:jc w:val="both"/>
       </w:pPr>
       <w:r>
@@ -70,10 +103,14 @@
         <w:t>Frage 1: Ist die Materie organrechtlich allein der Geschäftsführung zugewiesen (Paragraf 35, 37 GmbHG)?</w:t>
       </w:r>
     </w:p>
-    <w:p/>
     <w:p>
       <w:pPr>
-        <w:spacing w:after="80"/>
+        <w:spacing w:line="259" w:lineRule="auto" w:after="60"/>
+      </w:pPr>
+    </w:p>
+    <w:p>
+      <w:pPr>
+        <w:spacing w:after="80" w:line="259" w:lineRule="auto"/>
         <w:jc w:val="both"/>
       </w:pPr>
       <w:r>
@@ -84,10 +121,14 @@
         <w:t>Frage 2: Verlangt die Materie organrechtlich die Gesellschafterversammlung (Paragraf 46 GmbHG, ggf. mit qualifizierter Mehrheit)?</w:t>
       </w:r>
     </w:p>
-    <w:p/>
     <w:p>
       <w:pPr>
-        <w:spacing w:after="80"/>
+        <w:spacing w:line="259" w:lineRule="auto" w:after="60"/>
+      </w:pPr>
+    </w:p>
+    <w:p>
+      <w:pPr>
+        <w:spacing w:after="80" w:line="259" w:lineRule="auto"/>
         <w:jc w:val="both"/>
       </w:pPr>
       <w:r>
@@ -98,10 +139,14 @@
         <w:t>Frage 3: Kann die Materie durch Satzungsregelung an einen Beirat delegiert oder von einem Beirat genehmigungspflichtig gestellt werden?</w:t>
       </w:r>
     </w:p>
-    <w:p/>
     <w:p>
       <w:pPr>
-        <w:spacing w:after="80"/>
+        <w:spacing w:line="259" w:lineRule="auto" w:after="60"/>
+      </w:pPr>
+    </w:p>
+    <w:p>
+      <w:pPr>
+        <w:spacing w:after="80" w:line="259" w:lineRule="auto"/>
         <w:jc w:val="both"/>
       </w:pPr>
       <w:r>
@@ -112,16 +157,25 @@
         <w:t>Frage 4: Welcher Zustimmungsweg ist gegenüber Dritten wirksam, welcher nur schuldrechtlich?</w:t>
       </w:r>
     </w:p>
-    <w:p/>
+    <w:p>
+      <w:pPr>
+        <w:spacing w:line="259" w:lineRule="auto" w:after="60"/>
+      </w:pPr>
+    </w:p>
     <w:p>
       <w:pPr>
         <w:pStyle w:val="Heading2"/>
+        <w:spacing w:line="259" w:lineRule="auto" w:after="60"/>
       </w:pPr>
       <w:r>
         <w:t>Mapping für die Reserved Matters Liste aus dem Term Sheet</w:t>
       </w:r>
     </w:p>
-    <w:p/>
+    <w:p>
+      <w:pPr>
+        <w:spacing w:line="259" w:lineRule="auto" w:after="60"/>
+      </w:pPr>
+    </w:p>
     <w:tbl>
       <w:tblPr>
         <w:tblStyle w:val="TableGrid"/>
@@ -1090,20 +1144,33 @@
         </w:tc>
       </w:tr>
     </w:tbl>
-    <w:p/>
-    <w:p/>
+    <w:p>
+      <w:pPr>
+        <w:spacing w:line="259" w:lineRule="auto" w:after="60"/>
+      </w:pPr>
+    </w:p>
+    <w:p>
+      <w:pPr>
+        <w:spacing w:line="259" w:lineRule="auto" w:after="60"/>
+      </w:pPr>
+    </w:p>
     <w:p>
       <w:pPr>
         <w:pStyle w:val="Heading2"/>
+        <w:spacing w:line="259" w:lineRule="auto" w:after="60"/>
       </w:pPr>
       <w:r>
         <w:t>Wirksamkeit gegenüber Dritten</w:t>
       </w:r>
     </w:p>
-    <w:p/>
     <w:p>
       <w:pPr>
-        <w:spacing w:after="80"/>
+        <w:spacing w:line="259" w:lineRule="auto" w:after="60"/>
+      </w:pPr>
+    </w:p>
+    <w:p>
+      <w:pPr>
+        <w:spacing w:after="80" w:line="259" w:lineRule="auto"/>
         <w:jc w:val="both"/>
       </w:pPr>
       <w:r>
@@ -1114,10 +1181,14 @@
         <w:t>Wichtig für Hildemar: ein Veto, das nur im SHA steht, wirkt nur inter partes. Wenn ein Geschäftsführer trotz SHA-Veto einen Vertrag mit einem Dritten schließt, ist der Vertrag dem Dritten gegenüber wirksam. Die Folge ist allenfalls eine Innenhaftung des Geschäftsführers und eine vertragliche Sanktion gegenüber den Vertragsparteien des SHA.</w:t>
       </w:r>
     </w:p>
-    <w:p/>
     <w:p>
       <w:pPr>
-        <w:spacing w:after="80"/>
+        <w:spacing w:line="259" w:lineRule="auto" w:after="60"/>
+      </w:pPr>
+    </w:p>
+    <w:p>
+      <w:pPr>
+        <w:spacing w:after="80" w:line="259" w:lineRule="auto"/>
         <w:jc w:val="both"/>
       </w:pPr>
       <w:r>
@@ -1128,19 +1199,28 @@
         <w:t>Wenn der Investor eine Außenwirkung wünscht, muss die Klausel in die Satzung übernommen werden (Vinkulierung von Anteilen, Geschäftsführerbestellung, Kapitalmaßnahmen). Außenwirkung bei reinen Geschäftsentscheidungen (Verträge, Personalentscheidungen) ist mit Satzung allein nicht herstellbar; hier hilft nur eine ausreichend klare Geschäftsführungs-Geschäftsordnung mit interner Sanktionierung.</w:t>
       </w:r>
     </w:p>
-    <w:p/>
+    <w:p>
+      <w:pPr>
+        <w:spacing w:line="259" w:lineRule="auto" w:after="60"/>
+      </w:pPr>
+    </w:p>
     <w:p>
       <w:pPr>
         <w:pStyle w:val="Heading2"/>
+        <w:spacing w:line="259" w:lineRule="auto" w:after="60"/>
       </w:pPr>
       <w:r>
         <w:t>Beiratsfrage</w:t>
       </w:r>
     </w:p>
-    <w:p/>
     <w:p>
       <w:pPr>
-        <w:spacing w:after="80"/>
+        <w:spacing w:line="259" w:lineRule="auto" w:after="60"/>
+      </w:pPr>
+    </w:p>
+    <w:p>
+      <w:pPr>
+        <w:spacing w:after="80" w:line="259" w:lineRule="auto"/>
         <w:jc w:val="both"/>
       </w:pPr>
       <w:r>
@@ -1151,10 +1231,15 @@
         <w:t>Wenn Northbridge auf einem Investor Director Approval besteht und wir den Beirat operativ einbeziehen, ist zu klären:</w:t>
       </w:r>
     </w:p>
-    <w:p/>
+    <w:p>
+      <w:pPr>
+        <w:spacing w:line="259" w:lineRule="auto" w:after="60"/>
+      </w:pPr>
+    </w:p>
     <w:p>
       <w:pPr>
         <w:pStyle w:val="ListNumber"/>
+        <w:spacing w:line="259" w:lineRule="auto" w:after="60"/>
       </w:pPr>
       <w:r>
         <w:rPr>
@@ -1167,6 +1252,7 @@
     <w:p>
       <w:pPr>
         <w:pStyle w:val="ListNumber"/>
+        <w:spacing w:line="259" w:lineRule="auto" w:after="60"/>
       </w:pPr>
       <w:r>
         <w:rPr>
@@ -1179,6 +1265,7 @@
     <w:p>
       <w:pPr>
         <w:pStyle w:val="ListNumber"/>
+        <w:spacing w:line="259" w:lineRule="auto" w:after="60"/>
       </w:pPr>
       <w:r>
         <w:rPr>
@@ -1191,6 +1278,7 @@
     <w:p>
       <w:pPr>
         <w:pStyle w:val="ListNumber"/>
+        <w:spacing w:line="259" w:lineRule="auto" w:after="60"/>
       </w:pPr>
       <w:r>
         <w:rPr>
@@ -1200,19 +1288,28 @@
         <w:t>Sitzungsformat. Mindestens vierteljährlich, häufig sechs pro Jahr. Video-Möglichkeit, Protokollführungs-Regeln, Geheimhaltung.</w:t>
       </w:r>
     </w:p>
-    <w:p/>
+    <w:p>
+      <w:pPr>
+        <w:spacing w:line="259" w:lineRule="auto" w:after="60"/>
+      </w:pPr>
+    </w:p>
     <w:p>
       <w:pPr>
         <w:pStyle w:val="Heading2"/>
+        <w:spacing w:line="259" w:lineRule="auto" w:after="60"/>
       </w:pPr>
       <w:r>
         <w:t>Praxisfehler</w:t>
       </w:r>
     </w:p>
-    <w:p/>
     <w:p>
       <w:pPr>
-        <w:spacing w:after="80"/>
+        <w:spacing w:line="259" w:lineRule="auto" w:after="60"/>
+      </w:pPr>
+    </w:p>
+    <w:p>
+      <w:pPr>
+        <w:spacing w:after="80" w:line="259" w:lineRule="auto"/>
         <w:jc w:val="both"/>
       </w:pPr>
       <w:r>
@@ -1223,10 +1320,14 @@
         <w:t>Häufiger Strukturfehler in dieser Akte: alle Reserved Matters werden unbesehen in die Geschäftsordnung der Geschäftsführung übernommen, einschließlich Materien, die kraft Gesetzes der Gesellschafterversammlung vorbehalten sind (Paragraf 46 GmbHG). Effekt: zwei Wege parallel, beide widersprüchlich, am Ende keiner sauber.</w:t>
       </w:r>
     </w:p>
-    <w:p/>
     <w:p>
       <w:pPr>
-        <w:spacing w:after="80"/>
+        <w:spacing w:line="259" w:lineRule="auto" w:after="60"/>
+      </w:pPr>
+    </w:p>
+    <w:p>
+      <w:pPr>
+        <w:spacing w:after="80" w:line="259" w:lineRule="auto"/>
         <w:jc w:val="both"/>
       </w:pPr>
       <w:r>
@@ -1237,10 +1338,15 @@
         <w:t>Sauberer Pfad:</w:t>
       </w:r>
     </w:p>
-    <w:p/>
+    <w:p>
+      <w:pPr>
+        <w:spacing w:line="259" w:lineRule="auto" w:after="60"/>
+      </w:pPr>
+    </w:p>
     <w:p>
       <w:pPr>
         <w:pStyle w:val="ListNumber"/>
+        <w:spacing w:line="259" w:lineRule="auto" w:after="60"/>
       </w:pPr>
       <w:r>
         <w:rPr>
@@ -1253,6 +1359,7 @@
     <w:p>
       <w:pPr>
         <w:pStyle w:val="ListNumber"/>
+        <w:spacing w:line="259" w:lineRule="auto" w:after="60"/>
       </w:pPr>
       <w:r>
         <w:rPr>
@@ -1265,6 +1372,7 @@
     <w:p>
       <w:pPr>
         <w:pStyle w:val="ListNumber"/>
+        <w:spacing w:line="259" w:lineRule="auto" w:after="60"/>
       </w:pPr>
       <w:r>
         <w:rPr>
@@ -1277,6 +1385,7 @@
     <w:p>
       <w:pPr>
         <w:pStyle w:val="ListNumber"/>
+        <w:spacing w:line="259" w:lineRule="auto" w:after="60"/>
       </w:pPr>
       <w:r>
         <w:rPr>
@@ -1286,19 +1395,29 @@
         <w:t>Erst zum Schluss die SHA-/Side-Letter-Ebene als verbindliche Verpflichtung der Gesellschafter, ihre Stimmrechte entsprechend auszuüben.</w:t>
       </w:r>
     </w:p>
-    <w:p/>
+    <w:p>
+      <w:pPr>
+        <w:spacing w:line="259" w:lineRule="auto" w:after="60"/>
+      </w:pPr>
+    </w:p>
     <w:p>
       <w:pPr>
         <w:pStyle w:val="Heading2"/>
+        <w:spacing w:line="259" w:lineRule="auto" w:after="60"/>
       </w:pPr>
       <w:r>
         <w:t>Kurznotiz für das nächste Briefing</w:t>
       </w:r>
     </w:p>
-    <w:p/>
+    <w:p>
+      <w:pPr>
+        <w:spacing w:line="259" w:lineRule="auto" w:after="60"/>
+      </w:pPr>
+    </w:p>
     <w:p>
       <w:pPr>
         <w:pStyle w:val="ListBullet"/>
+        <w:spacing w:line="259" w:lineRule="auto" w:after="60"/>
       </w:pPr>
       <w:r>
         <w:rPr>
@@ -1311,6 +1430,7 @@
     <w:p>
       <w:pPr>
         <w:pStyle w:val="ListBullet"/>
+        <w:spacing w:line="259" w:lineRule="auto" w:after="60"/>
       </w:pPr>
       <w:r>
         <w:rPr>
@@ -1323,6 +1443,7 @@
     <w:p>
       <w:pPr>
         <w:pStyle w:val="ListBullet"/>
+        <w:spacing w:line="259" w:lineRule="auto" w:after="60"/>
       </w:pPr>
       <w:r>
         <w:rPr>
@@ -1335,6 +1456,7 @@
     <w:p>
       <w:pPr>
         <w:pStyle w:val="ListBullet"/>
+        <w:spacing w:line="259" w:lineRule="auto" w:after="60"/>
       </w:pPr>
       <w:r>
         <w:rPr>
@@ -1347,6 +1469,7 @@
     <w:p>
       <w:pPr>
         <w:pStyle w:val="ListBullet"/>
+        <w:spacing w:line="259" w:lineRule="auto" w:after="60"/>
       </w:pPr>
       <w:r>
         <w:rPr>
@@ -1356,19 +1479,29 @@
         <w:t>„Post-Closing Covenant" ist schuldrechtlich und gilt darüber hinaus.</w:t>
       </w:r>
     </w:p>
-    <w:p/>
+    <w:p>
+      <w:pPr>
+        <w:spacing w:line="259" w:lineRule="auto" w:after="60"/>
+      </w:pPr>
+    </w:p>
     <w:p>
       <w:pPr>
         <w:pStyle w:val="Heading2"/>
+        <w:spacing w:line="259" w:lineRule="auto" w:after="60"/>
       </w:pPr>
       <w:r>
         <w:t>Sinnvolle Quellen zur Verifikation</w:t>
       </w:r>
     </w:p>
-    <w:p/>
+    <w:p>
+      <w:pPr>
+        <w:spacing w:line="259" w:lineRule="auto" w:after="60"/>
+      </w:pPr>
+    </w:p>
     <w:p>
       <w:pPr>
         <w:pStyle w:val="ListBullet"/>
+        <w:spacing w:line="259" w:lineRule="auto" w:after="60"/>
       </w:pPr>
       <w:r>
         <w:rPr>
@@ -1381,6 +1514,7 @@
     <w:p>
       <w:pPr>
         <w:pStyle w:val="ListBullet"/>
+        <w:spacing w:line="259" w:lineRule="auto" w:after="60"/>
       </w:pPr>
       <w:r>
         <w:rPr>
@@ -1393,6 +1527,7 @@
     <w:p>
       <w:pPr>
         <w:pStyle w:val="ListBullet"/>
+        <w:spacing w:line="259" w:lineRule="auto" w:after="60"/>
       </w:pPr>
       <w:r>
         <w:rPr>
@@ -1405,6 +1540,7 @@
     <w:p>
       <w:pPr>
         <w:pStyle w:val="ListBullet"/>
+        <w:spacing w:line="259" w:lineRule="auto" w:after="60"/>
       </w:pPr>
       <w:r>
         <w:rPr>
@@ -1417,6 +1553,7 @@
     <w:p>
       <w:pPr>
         <w:pStyle w:val="ListBullet"/>
+        <w:spacing w:line="259" w:lineRule="auto" w:after="60"/>
       </w:pPr>
       <w:r>
         <w:rPr>
@@ -1430,7 +1567,7 @@
       <w:headerReference w:type="default" r:id="rId9"/>
       <w:footerReference w:type="default" r:id="rId10"/>
       <w:pgSz w:w="11909" w:h="16834"/>
-      <w:pgMar w:top="1037" w:right="1123" w:bottom="1037" w:left="1123" w:header="720" w:footer="720" w:gutter="0"/>
+      <w:pgMar w:top="1191" w:right="1247" w:bottom="1134" w:left="1361" w:header="720" w:footer="720" w:gutter="0"/>
       <w:cols w:space="720"/>
       <w:docGrid w:linePitch="360"/>
     </w:sectPr>
@@ -1829,7 +1966,7 @@
     <w:rsid w:val="00FC693F"/>
     <w:rPr>
       <w:rFonts w:ascii="Times New Roman" w:hAnsi="Times New Roman"/>
-      <w:sz w:val="21"/>
+      <w:sz w:val="22"/>
     </w:rPr>
   </w:style>
   <w:style w:type="paragraph" w:styleId="Header">
@@ -1895,7 +2032,7 @@
       <w:b/>
       <w:bCs/>
       <w:color w:val="365F91" w:themeColor="accent1" w:themeShade="BF"/>
-      <w:sz w:val="30"/>
+      <w:sz w:val="28"/>
       <w:szCs w:val="28"/>
     </w:rPr>
   </w:style>
@@ -1919,7 +2056,7 @@
       <w:b/>
       <w:bCs/>
       <w:color w:val="4F81BD" w:themeColor="accent1"/>
-      <w:sz w:val="25"/>
+      <w:sz w:val="24"/>
       <w:szCs w:val="26"/>
     </w:rPr>
   </w:style>
@@ -2181,11 +2318,12 @@
       <w:contextualSpacing/>
     </w:pPr>
     <w:rPr>
-      <w:rFonts w:asciiTheme="majorHAnsi" w:eastAsiaTheme="majorEastAsia" w:hAnsiTheme="majorHAnsi" w:cstheme="majorBidi"/>
+      <w:rFonts w:asciiTheme="majorHAnsi" w:eastAsiaTheme="majorEastAsia" w:hAnsiTheme="majorHAnsi" w:cstheme="majorBidi" w:ascii="Times New Roman" w:hAnsi="Times New Roman"/>
+      <w:b/>
       <w:color w:val="17365D" w:themeColor="text2" w:themeShade="BF"/>
       <w:spacing w:val="5"/>
       <w:kern w:val="28"/>
-      <w:sz w:val="52"/>
+      <w:sz w:val="30"/>
       <w:szCs w:val="52"/>
     </w:rPr>
   </w:style>
